--- a/architecture/DevOpsBuildDeployAndEnvironmentManagement/ArchitectureDesignAndAuditDocs/DeploymentArchitectureDesignAndMigrationPlanPhase_v13.docx
+++ b/architecture/DevOpsBuildDeployAndEnvironmentManagement/ArchitectureDesignAndAuditDocs/DeploymentArchitectureDesignAndMigrationPlanPhase_v13.docx
@@ -9814,7 +9814,7 @@
           <w:sz w:val="16"/>
           <w:rFonts w:ascii="Consolas" w:hAnsi="Consolas" w:cs="Consolas"/>
         </w:rPr>
-        <w:t xml:space="preserve">                      "description": "Repo-relative source directories to COPY into the docker build context and pip-install inside the image. Each entry names a shared-lib source tree (e.g. 'FrontEndApplicationLib'). The Dockerfile MUST have a matching COPY &lt;path&gt; /app/&lt;path&gt; and RUN pip install line for every listed entry; deploy chain uses this list to know which repo subtrees to stage.",</w:t>
+        <w:t xml:space="preserve">                      "description": "Repo-relative source directories to COPY into the docker build context and pip-install inside the image. Each entry names a shared-lib source tree (e.g. 'ChatHealthyLib'). The Dockerfile MUST have a matching COPY &lt;path&gt; /app/&lt;path&gt; and RUN pip install line for every listed entry; deploy chain uses this list to know which repo subtrees to stage.",</w:t>
       </w:r>
     </w:p>
     <w:p>
@@ -24919,7 +24919,7 @@
         <w:spacing w:after="120"/>
       </w:pPr>
       <w:r>
-        <w:t>Sample source_location values: Code/Shared/ops/certs/ca.crt, Code/Shared/ops/certs/evalcare.crt, Code/Shared/ops/certs/findcare.crt, Code/Shared/ops/certs/shared.crt, FrontEndApplicationLib/architectureAndDesign/EPIC-003-F-003-Manage-Errors-design-v5.docx, FrontEndApplicationLib/architectureAndDesign/EPIC-003-F-005-Manage-Logging-design-v10.docx, FrontEndApplicationLib/architectureAndDesign/EPIC-003-F-005-Manage-Logging-design-v9.docx, FrontEndApplicationLib/pyproject.toml, ... (26 more)</w:t>
+        <w:t>Sample source_location values: Code/Shared/ops/certs/ca.crt, Code/Shared/ops/certs/evalcare.crt, Code/Shared/ops/certs/findcare.crt, Code/Shared/ops/certs/shared.crt, ChatHealthyLib/architectureAndDesign/EPIC-003-F-003-Manage-Errors-design-v5.docx, ChatHealthyLib/architectureAndDesign/EPIC-003-F-005-Manage-Logging-design-v10.docx, ChatHealthyLib/architectureAndDesign/EPIC-003-F-005-Manage-Logging-design-v9.docx, ChatHealthyLib/pyproject.toml, ... (26 more)</w:t>
       </w:r>
     </w:p>
     <w:p>
@@ -24927,7 +24927,7 @@
         <w:spacing w:after="120"/>
       </w:pPr>
       <w:r>
-        <w:t>huggingface_source_set (subtrees copied wholesale into the docker build context): evaluateCare/Code, FrontEndApplicationLib</w:t>
+        <w:t>huggingface_source_set (subtrees copied wholesale into the docker build context): evaluateCare/Code, ChatHealthyLib</w:t>
       </w:r>
     </w:p>
     <w:p>
@@ -25168,7 +25168,7 @@
         <w:spacing w:after="120"/>
       </w:pPr>
       <w:r>
-        <w:t>huggingface_source_set (subtrees copied wholesale into the docker build context): Code/ConversationalUX/FindCareChat/backend, Code/Shared, brain/machine_artifacts/content, Code/ConversationalUX/ChatHealthyWhoAmIChat/me, FrontEndApplicationLib, FindCare, DevOps/FindCareBackend</w:t>
+        <w:t>huggingface_source_set (subtrees copied wholesale into the docker build context): Code/ConversationalUX/FindCareChat/backend, Code/Shared, brain/machine_artifacts/content, Code/ConversationalUX/ChatHealthyWhoAmIChat/me, ChatHealthyLib, FindCare, DevOps/FindCareBackend</w:t>
       </w:r>
     </w:p>
     <w:p>
@@ -25409,7 +25409,7 @@
         <w:spacing w:after="120"/>
       </w:pPr>
       <w:r>
-        <w:t>huggingface_source_set (subtrees copied wholesale into the docker build context): sharedServices/Code, FrontEndApplicationLib, sharedServices/Code/AuthorizationsAndAuthentications, FindCare/SpecialtyFilter, sharedServices/Code/AboutChatHealthy</w:t>
+        <w:t>huggingface_source_set (subtrees copied wholesale into the docker build context): sharedServices/Code, ChatHealthyLib, sharedServices/Code/AuthorizationsAndAuthentications, FindCare/SpecialtyFilter, sharedServices/Code/AboutChatHealthy</w:t>
       </w:r>
     </w:p>
     <w:p>
@@ -25745,7 +25745,7 @@
         <w:spacing w:after="120"/>
       </w:pPr>
       <w:r>
-        <w:t>Sample source_location values: Code/Shared/ops/certs/ca.crt, Code/Shared/ops/certs/evalcare.crt, Code/Shared/ops/certs/findcare.crt, Code/Shared/ops/certs/shared.crt, FrontEndApplicationLib/architectureAndDesign/EPIC-003-F-003-Manage-Errors-design-v5.docx, FrontEndApplicationLib/architectureAndDesign/EPIC-003-F-005-Manage-Logging-design-v10.docx, FrontEndApplicationLib/architectureAndDesign/EPIC-003-F-005-Manage-Logging-design-v9.docx, FrontEndApplicationLib/pyproject.toml, ... (26 more)</w:t>
+        <w:t>Sample source_location values: Code/Shared/ops/certs/ca.crt, Code/Shared/ops/certs/evalcare.crt, Code/Shared/ops/certs/findcare.crt, Code/Shared/ops/certs/shared.crt, ChatHealthyLib/architectureAndDesign/EPIC-003-F-003-Manage-Errors-design-v5.docx, ChatHealthyLib/architectureAndDesign/EPIC-003-F-005-Manage-Logging-design-v10.docx, ChatHealthyLib/architectureAndDesign/EPIC-003-F-005-Manage-Logging-design-v9.docx, ChatHealthyLib/pyproject.toml, ... (26 more)</w:t>
       </w:r>
     </w:p>
     <w:p>
